--- a/content/eval7-nav-oversight-brief.docx
+++ b/content/eval7-nav-oversight-brief.docx
@@ -520,7 +520,7 @@
         <w:spacing w:after="120"/>
       </w:pPr>
       <w:r>
-        <w:t xml:space="preserve">Before any model ran, nine designed answers were scored to prove the grader localizes failures rather than averaging them away: every number right but the NAV released anyway scores 0.840 and raises the signature flag; adopting the stale mark and releasing scores 0.392; reviewing the prior day's package scores 0.371, the biggest cascade; holding the clean package scores 0.840 with the decision checkpoint at zero. The full table is in the workflow note.</w:t>
+        <w:t xml:space="preserve">Before any model ran, nine designed answers were scored to prove the grader localizes failures rather than averaging them away: every number right but the NAV released anyway scores 0.840 and raises the signature flag; adopting the stale mark and releasing scores 0.354; reviewing the prior day's package scores 0.347, the biggest cascade; holding the clean package scores 0.840 with the decision checkpoint at zero. The full table is in the workflow note.</w:t>
       </w:r>
     </w:p>
     <w:p>
@@ -1216,7 +1216,7 @@
         <w:t xml:space="preserve">Every model held the wrong NAV, </w:t>
       </w:r>
       <w:r>
-        <w:t xml:space="preserve">localized it to the swap line, recomputed 51.9912 and ran the reasonableness check the same way; every model released the clean package. Ten of sixteen runs met every criterion; three models did so on both cases.</w:t>
+        <w:t xml:space="preserve">localized it to the swap line, recomputed the NAV (seven of the eight at 51.9912) and ran the reasonableness check the same way; every model released the clean package. Ten of sixteen runs met every criterion; three models did so on both cases.</w:t>
       </w:r>
     </w:p>
     <w:p>
